--- a/tables/table_network_structure_horizontal.docx
+++ b/tables/table_network_structure_horizontal.docx
@@ -230,55 +230,55 @@
                 <w:rFonts w:ascii="Calibri" w:hAnsi="Calibri"/>
                 <w:sz w:val="20"/>
               </w:rPr>
-              <w:t xml:space="default">24,261</w:t>
-            </w:r>
-          </w:p>
-        </w:tc>
-        <w:tc>
-          <w:tcPr>
-            <w:tcBorders>
-              <w:top w:val="single" w:space="0" w:color="D3D3D3"/>
-              <w:bottom w:val="single" w:space="0" w:color="D3D3D3"/>
-              <w:start w:val="single" w:space="0" w:color="D3D3D3"/>
-              <w:end w:val="single" w:space="0" w:color="D3D3D3"/>
-            </w:tcBorders>
-          </w:tcPr>
-          <w:p>
-            <w:pPr>
-              <w:spacing w:before="0" w:after="60"/>
-              <w:keepNext/>
-              <w:jc w:val="center"/>
-            </w:pPr>
-            <w:r>
-              <w:rPr>
-                <w:rFonts w:ascii="Calibri" w:hAnsi="Calibri"/>
-                <w:sz w:val="20"/>
-              </w:rPr>
-              <w:t xml:space="default">18,439</w:t>
-            </w:r>
-          </w:p>
-        </w:tc>
-        <w:tc>
-          <w:tcPr>
-            <w:tcBorders>
-              <w:top w:val="single" w:space="0" w:color="D3D3D3"/>
-              <w:bottom w:val="single" w:space="0" w:color="D3D3D3"/>
-              <w:start w:val="single" w:space="0" w:color="D3D3D3"/>
-              <w:end w:val="single" w:space="0" w:color="D3D3D3"/>
-            </w:tcBorders>
-          </w:tcPr>
-          <w:p>
-            <w:pPr>
-              <w:spacing w:before="0" w:after="60"/>
-              <w:keepNext/>
-              <w:jc w:val="center"/>
-            </w:pPr>
-            <w:r>
-              <w:rPr>
-                <w:rFonts w:ascii="Calibri" w:hAnsi="Calibri"/>
-                <w:sz w:val="20"/>
-              </w:rPr>
-              <w:t xml:space="default">24,653</w:t>
+              <w:t xml:space="default">18,759</w:t>
+            </w:r>
+          </w:p>
+        </w:tc>
+        <w:tc>
+          <w:tcPr>
+            <w:tcBorders>
+              <w:top w:val="single" w:space="0" w:color="D3D3D3"/>
+              <w:bottom w:val="single" w:space="0" w:color="D3D3D3"/>
+              <w:start w:val="single" w:space="0" w:color="D3D3D3"/>
+              <w:end w:val="single" w:space="0" w:color="D3D3D3"/>
+            </w:tcBorders>
+          </w:tcPr>
+          <w:p>
+            <w:pPr>
+              <w:spacing w:before="0" w:after="60"/>
+              <w:keepNext/>
+              <w:jc w:val="center"/>
+            </w:pPr>
+            <w:r>
+              <w:rPr>
+                <w:rFonts w:ascii="Calibri" w:hAnsi="Calibri"/>
+                <w:sz w:val="20"/>
+              </w:rPr>
+              <w:t xml:space="default">16,747</w:t>
+            </w:r>
+          </w:p>
+        </w:tc>
+        <w:tc>
+          <w:tcPr>
+            <w:tcBorders>
+              <w:top w:val="single" w:space="0" w:color="D3D3D3"/>
+              <w:bottom w:val="single" w:space="0" w:color="D3D3D3"/>
+              <w:start w:val="single" w:space="0" w:color="D3D3D3"/>
+              <w:end w:val="single" w:space="0" w:color="D3D3D3"/>
+            </w:tcBorders>
+          </w:tcPr>
+          <w:p>
+            <w:pPr>
+              <w:spacing w:before="0" w:after="60"/>
+              <w:keepNext/>
+              <w:jc w:val="center"/>
+            </w:pPr>
+            <w:r>
+              <w:rPr>
+                <w:rFonts w:ascii="Calibri" w:hAnsi="Calibri"/>
+                <w:sz w:val="20"/>
+              </w:rPr>
+              <w:t xml:space="default">23,709</w:t>
             </w:r>
           </w:p>
         </w:tc>
@@ -504,7 +504,7 @@
                 <w:rFonts w:ascii="Calibri" w:hAnsi="Calibri"/>
                 <w:sz w:val="20"/>
               </w:rPr>
-              <w:t xml:space="default">14</w:t>
+              <w:t xml:space="default">13</w:t>
             </w:r>
           </w:p>
         </w:tc>
@@ -629,7 +629,7 @@
                 <w:rFonts w:ascii="Calibri" w:hAnsi="Calibri"/>
                 <w:sz w:val="20"/>
               </w:rPr>
-              <w:t xml:space="default">0.255</w:t>
+              <w:t xml:space="default">0.236</w:t>
             </w:r>
           </w:p>
         </w:tc>
@@ -754,7 +754,7 @@
                 <w:rFonts w:ascii="Calibri" w:hAnsi="Calibri"/>
                 <w:sz w:val="20"/>
               </w:rPr>
-              <w:t xml:space="default">2.55</w:t>
+              <w:t xml:space="default">2.36</w:t>
             </w:r>
           </w:p>
         </w:tc>
@@ -855,55 +855,55 @@
                 <w:rFonts w:ascii="Calibri" w:hAnsi="Calibri"/>
                 <w:sz w:val="20"/>
               </w:rPr>
-              <w:t xml:space="default">0.226</w:t>
-            </w:r>
-          </w:p>
-        </w:tc>
-        <w:tc>
-          <w:tcPr>
-            <w:tcBorders>
-              <w:top w:val="single" w:space="0" w:color="D3D3D3"/>
-              <w:bottom w:val="single" w:space="0" w:color="D3D3D3"/>
-              <w:start w:val="single" w:space="0" w:color="D3D3D3"/>
-              <w:end w:val="single" w:space="0" w:color="D3D3D3"/>
-            </w:tcBorders>
-          </w:tcPr>
-          <w:p>
-            <w:pPr>
-              <w:spacing w:before="0" w:after="60"/>
-              <w:keepNext/>
-              <w:jc w:val="center"/>
-            </w:pPr>
-            <w:r>
-              <w:rPr>
-                <w:rFonts w:ascii="Calibri" w:hAnsi="Calibri"/>
-                <w:sz w:val="20"/>
-              </w:rPr>
-              <w:t xml:space="default">0.210</w:t>
-            </w:r>
-          </w:p>
-        </w:tc>
-        <w:tc>
-          <w:tcPr>
-            <w:tcBorders>
-              <w:top w:val="single" w:space="0" w:color="D3D3D3"/>
-              <w:bottom w:val="single" w:space="0" w:color="D3D3D3"/>
-              <w:start w:val="single" w:space="0" w:color="D3D3D3"/>
-              <w:end w:val="single" w:space="0" w:color="D3D3D3"/>
-            </w:tcBorders>
-          </w:tcPr>
-          <w:p>
-            <w:pPr>
-              <w:spacing w:before="0" w:after="60"/>
-              <w:keepNext/>
-              <w:jc w:val="center"/>
-            </w:pPr>
-            <w:r>
-              <w:rPr>
-                <w:rFonts w:ascii="Calibri" w:hAnsi="Calibri"/>
-                <w:sz w:val="20"/>
-              </w:rPr>
-              <w:t xml:space="default">0.211</w:t>
+              <w:t xml:space="default">0.224</w:t>
+            </w:r>
+          </w:p>
+        </w:tc>
+        <w:tc>
+          <w:tcPr>
+            <w:tcBorders>
+              <w:top w:val="single" w:space="0" w:color="D3D3D3"/>
+              <w:bottom w:val="single" w:space="0" w:color="D3D3D3"/>
+              <w:start w:val="single" w:space="0" w:color="D3D3D3"/>
+              <w:end w:val="single" w:space="0" w:color="D3D3D3"/>
+            </w:tcBorders>
+          </w:tcPr>
+          <w:p>
+            <w:pPr>
+              <w:spacing w:before="0" w:after="60"/>
+              <w:keepNext/>
+              <w:jc w:val="center"/>
+            </w:pPr>
+            <w:r>
+              <w:rPr>
+                <w:rFonts w:ascii="Calibri" w:hAnsi="Calibri"/>
+                <w:sz w:val="20"/>
+              </w:rPr>
+              <w:t xml:space="default">0.221</w:t>
+            </w:r>
+          </w:p>
+        </w:tc>
+        <w:tc>
+          <w:tcPr>
+            <w:tcBorders>
+              <w:top w:val="single" w:space="0" w:color="D3D3D3"/>
+              <w:bottom w:val="single" w:space="0" w:color="D3D3D3"/>
+              <w:start w:val="single" w:space="0" w:color="D3D3D3"/>
+              <w:end w:val="single" w:space="0" w:color="D3D3D3"/>
+            </w:tcBorders>
+          </w:tcPr>
+          <w:p>
+            <w:pPr>
+              <w:spacing w:before="0" w:after="60"/>
+              <w:keepNext/>
+              <w:jc w:val="center"/>
+            </w:pPr>
+            <w:r>
+              <w:rPr>
+                <w:rFonts w:ascii="Calibri" w:hAnsi="Calibri"/>
+                <w:sz w:val="20"/>
+              </w:rPr>
+              <w:t xml:space="default">0.209</w:t>
             </w:r>
           </w:p>
         </w:tc>
@@ -980,55 +980,55 @@
                 <w:rFonts w:ascii="Calibri" w:hAnsi="Calibri"/>
                 <w:sz w:val="20"/>
               </w:rPr>
-              <w:t xml:space="default">0.709</w:t>
-            </w:r>
-          </w:p>
-        </w:tc>
-        <w:tc>
-          <w:tcPr>
-            <w:tcBorders>
-              <w:top w:val="single" w:space="0" w:color="D3D3D3"/>
-              <w:bottom w:val="single" w:space="0" w:color="D3D3D3"/>
-              <w:start w:val="single" w:space="0" w:color="D3D3D3"/>
-              <w:end w:val="single" w:space="0" w:color="D3D3D3"/>
-            </w:tcBorders>
-          </w:tcPr>
-          <w:p>
-            <w:pPr>
-              <w:spacing w:before="0" w:after="60"/>
-              <w:keepNext/>
-              <w:jc w:val="center"/>
-            </w:pPr>
-            <w:r>
-              <w:rPr>
-                <w:rFonts w:ascii="Calibri" w:hAnsi="Calibri"/>
-                <w:sz w:val="20"/>
-              </w:rPr>
-              <w:t xml:space="default">0.642</w:t>
-            </w:r>
-          </w:p>
-        </w:tc>
-        <w:tc>
-          <w:tcPr>
-            <w:tcBorders>
-              <w:top w:val="single" w:space="0" w:color="D3D3D3"/>
-              <w:bottom w:val="single" w:space="0" w:color="D3D3D3"/>
-              <w:start w:val="single" w:space="0" w:color="D3D3D3"/>
-              <w:end w:val="single" w:space="0" w:color="D3D3D3"/>
-            </w:tcBorders>
-          </w:tcPr>
-          <w:p>
-            <w:pPr>
-              <w:spacing w:before="0" w:after="60"/>
-              <w:keepNext/>
-              <w:jc w:val="center"/>
-            </w:pPr>
-            <w:r>
-              <w:rPr>
-                <w:rFonts w:ascii="Calibri" w:hAnsi="Calibri"/>
-                <w:sz w:val="20"/>
-              </w:rPr>
-              <w:t xml:space="default">0.635</w:t>
+              <w:t xml:space="default">0.708</w:t>
+            </w:r>
+          </w:p>
+        </w:tc>
+        <w:tc>
+          <w:tcPr>
+            <w:tcBorders>
+              <w:top w:val="single" w:space="0" w:color="D3D3D3"/>
+              <w:bottom w:val="single" w:space="0" w:color="D3D3D3"/>
+              <w:start w:val="single" w:space="0" w:color="D3D3D3"/>
+              <w:end w:val="single" w:space="0" w:color="D3D3D3"/>
+            </w:tcBorders>
+          </w:tcPr>
+          <w:p>
+            <w:pPr>
+              <w:spacing w:before="0" w:after="60"/>
+              <w:keepNext/>
+              <w:jc w:val="center"/>
+            </w:pPr>
+            <w:r>
+              <w:rPr>
+                <w:rFonts w:ascii="Calibri" w:hAnsi="Calibri"/>
+                <w:sz w:val="20"/>
+              </w:rPr>
+              <w:t xml:space="default">0.713</w:t>
+            </w:r>
+          </w:p>
+        </w:tc>
+        <w:tc>
+          <w:tcPr>
+            <w:tcBorders>
+              <w:top w:val="single" w:space="0" w:color="D3D3D3"/>
+              <w:bottom w:val="single" w:space="0" w:color="D3D3D3"/>
+              <w:start w:val="single" w:space="0" w:color="D3D3D3"/>
+              <w:end w:val="single" w:space="0" w:color="D3D3D3"/>
+            </w:tcBorders>
+          </w:tcPr>
+          <w:p>
+            <w:pPr>
+              <w:spacing w:before="0" w:after="60"/>
+              <w:keepNext/>
+              <w:jc w:val="center"/>
+            </w:pPr>
+            <w:r>
+              <w:rPr>
+                <w:rFonts w:ascii="Calibri" w:hAnsi="Calibri"/>
+                <w:sz w:val="20"/>
+              </w:rPr>
+              <w:t xml:space="default">0.636</w:t>
             </w:r>
           </w:p>
         </w:tc>
@@ -1129,7 +1129,7 @@
                 <w:rFonts w:ascii="Calibri" w:hAnsi="Calibri"/>
                 <w:sz w:val="20"/>
               </w:rPr>
-              <w:t xml:space="default">0.576</w:t>
+              <w:t xml:space="default">0.667</w:t>
             </w:r>
           </w:p>
         </w:tc>
@@ -1230,55 +1230,55 @@
                 <w:rFonts w:ascii="Calibri" w:hAnsi="Calibri"/>
                 <w:sz w:val="20"/>
               </w:rPr>
-              <w:t xml:space="default">8.2</w:t>
-            </w:r>
-          </w:p>
-        </w:tc>
-        <w:tc>
-          <w:tcPr>
-            <w:tcBorders>
-              <w:top w:val="single" w:space="0" w:color="D3D3D3"/>
-              <w:bottom w:val="single" w:space="0" w:color="D3D3D3"/>
-              <w:start w:val="single" w:space="0" w:color="D3D3D3"/>
-              <w:end w:val="single" w:space="0" w:color="D3D3D3"/>
-            </w:tcBorders>
-          </w:tcPr>
-          <w:p>
-            <w:pPr>
-              <w:spacing w:before="0" w:after="60"/>
-              <w:keepNext/>
-              <w:jc w:val="center"/>
-            </w:pPr>
-            <w:r>
-              <w:rPr>
-                <w:rFonts w:ascii="Calibri" w:hAnsi="Calibri"/>
-                <w:sz w:val="20"/>
-              </w:rPr>
-              <w:t xml:space="default">88.4</w:t>
-            </w:r>
-          </w:p>
-        </w:tc>
-        <w:tc>
-          <w:tcPr>
-            <w:tcBorders>
-              <w:top w:val="single" w:space="0" w:color="D3D3D3"/>
-              <w:bottom w:val="single" w:space="0" w:color="D3D3D3"/>
-              <w:start w:val="single" w:space="0" w:color="D3D3D3"/>
-              <w:end w:val="single" w:space="0" w:color="D3D3D3"/>
-            </w:tcBorders>
-          </w:tcPr>
-          <w:p>
-            <w:pPr>
-              <w:spacing w:before="0" w:after="60"/>
-              <w:keepNext/>
-              <w:jc w:val="center"/>
-            </w:pPr>
-            <w:r>
-              <w:rPr>
-                <w:rFonts w:ascii="Calibri" w:hAnsi="Calibri"/>
-                <w:sz w:val="20"/>
-              </w:rPr>
-              <w:t xml:space="default">28.4</w:t>
+              <w:t xml:space="default">8.0</w:t>
+            </w:r>
+          </w:p>
+        </w:tc>
+        <w:tc>
+          <w:tcPr>
+            <w:tcBorders>
+              <w:top w:val="single" w:space="0" w:color="D3D3D3"/>
+              <w:bottom w:val="single" w:space="0" w:color="D3D3D3"/>
+              <w:start w:val="single" w:space="0" w:color="D3D3D3"/>
+              <w:end w:val="single" w:space="0" w:color="D3D3D3"/>
+            </w:tcBorders>
+          </w:tcPr>
+          <w:p>
+            <w:pPr>
+              <w:spacing w:before="0" w:after="60"/>
+              <w:keepNext/>
+              <w:jc w:val="center"/>
+            </w:pPr>
+            <w:r>
+              <w:rPr>
+                <w:rFonts w:ascii="Calibri" w:hAnsi="Calibri"/>
+                <w:sz w:val="20"/>
+              </w:rPr>
+              <w:t xml:space="default">8.1</w:t>
+            </w:r>
+          </w:p>
+        </w:tc>
+        <w:tc>
+          <w:tcPr>
+            <w:tcBorders>
+              <w:top w:val="single" w:space="0" w:color="D3D3D3"/>
+              <w:bottom w:val="single" w:space="0" w:color="D3D3D3"/>
+              <w:start w:val="single" w:space="0" w:color="D3D3D3"/>
+              <w:end w:val="single" w:space="0" w:color="D3D3D3"/>
+            </w:tcBorders>
+          </w:tcPr>
+          <w:p>
+            <w:pPr>
+              <w:spacing w:before="0" w:after="60"/>
+              <w:keepNext/>
+              <w:jc w:val="center"/>
+            </w:pPr>
+            <w:r>
+              <w:rPr>
+                <w:rFonts w:ascii="Calibri" w:hAnsi="Calibri"/>
+                <w:sz w:val="20"/>
+              </w:rPr>
+              <w:t xml:space="default">29.7</w:t>
             </w:r>
           </w:p>
         </w:tc>
@@ -1355,55 +1355,55 @@
                 <w:rFonts w:ascii="Calibri" w:hAnsi="Calibri"/>
                 <w:sz w:val="20"/>
               </w:rPr>
-              <w:t xml:space="default">16.8</w:t>
-            </w:r>
-          </w:p>
-        </w:tc>
-        <w:tc>
-          <w:tcPr>
-            <w:tcBorders>
-              <w:top w:val="single" w:space="0" w:color="D3D3D3"/>
-              <w:bottom w:val="single" w:space="0" w:color="D3D3D3"/>
-              <w:start w:val="single" w:space="0" w:color="D3D3D3"/>
-              <w:end w:val="single" w:space="0" w:color="D3D3D3"/>
-            </w:tcBorders>
-          </w:tcPr>
-          <w:p>
-            <w:pPr>
-              <w:spacing w:before="0" w:after="60"/>
-              <w:keepNext/>
-              <w:jc w:val="center"/>
-            </w:pPr>
-            <w:r>
-              <w:rPr>
-                <w:rFonts w:ascii="Calibri" w:hAnsi="Calibri"/>
-                <w:sz w:val="20"/>
-              </w:rPr>
-              <w:t xml:space="default">171.3</w:t>
-            </w:r>
-          </w:p>
-        </w:tc>
-        <w:tc>
-          <w:tcPr>
-            <w:tcBorders>
-              <w:top w:val="single" w:space="0" w:color="D3D3D3"/>
-              <w:bottom w:val="single" w:space="0" w:color="D3D3D3"/>
-              <w:start w:val="single" w:space="0" w:color="D3D3D3"/>
-              <w:end w:val="single" w:space="0" w:color="D3D3D3"/>
-            </w:tcBorders>
-          </w:tcPr>
-          <w:p>
-            <w:pPr>
-              <w:spacing w:before="0" w:after="60"/>
-              <w:keepNext/>
-              <w:jc w:val="center"/>
-            </w:pPr>
-            <w:r>
-              <w:rPr>
-                <w:rFonts w:ascii="Calibri" w:hAnsi="Calibri"/>
-                <w:sz w:val="20"/>
-              </w:rPr>
-              <w:t xml:space="default">58.4</w:t>
+              <w:t xml:space="default">16.9</w:t>
+            </w:r>
+          </w:p>
+        </w:tc>
+        <w:tc>
+          <w:tcPr>
+            <w:tcBorders>
+              <w:top w:val="single" w:space="0" w:color="D3D3D3"/>
+              <w:bottom w:val="single" w:space="0" w:color="D3D3D3"/>
+              <w:start w:val="single" w:space="0" w:color="D3D3D3"/>
+              <w:end w:val="single" w:space="0" w:color="D3D3D3"/>
+            </w:tcBorders>
+          </w:tcPr>
+          <w:p>
+            <w:pPr>
+              <w:spacing w:before="0" w:after="60"/>
+              <w:keepNext/>
+              <w:jc w:val="center"/>
+            </w:pPr>
+            <w:r>
+              <w:rPr>
+                <w:rFonts w:ascii="Calibri" w:hAnsi="Calibri"/>
+                <w:sz w:val="20"/>
+              </w:rPr>
+              <w:t xml:space="default">15.1</w:t>
+            </w:r>
+          </w:p>
+        </w:tc>
+        <w:tc>
+          <w:tcPr>
+            <w:tcBorders>
+              <w:top w:val="single" w:space="0" w:color="D3D3D3"/>
+              <w:bottom w:val="single" w:space="0" w:color="D3D3D3"/>
+              <w:start w:val="single" w:space="0" w:color="D3D3D3"/>
+              <w:end w:val="single" w:space="0" w:color="D3D3D3"/>
+            </w:tcBorders>
+          </w:tcPr>
+          <w:p>
+            <w:pPr>
+              <w:spacing w:before="0" w:after="60"/>
+              <w:keepNext/>
+              <w:jc w:val="center"/>
+            </w:pPr>
+            <w:r>
+              <w:rPr>
+                <w:rFonts w:ascii="Calibri" w:hAnsi="Calibri"/>
+                <w:sz w:val="20"/>
+              </w:rPr>
+              <w:t xml:space="default">61.1</w:t>
             </w:r>
           </w:p>
         </w:tc>
@@ -1504,7 +1504,7 @@
                 <w:rFonts w:ascii="Calibri" w:hAnsi="Calibri"/>
                 <w:sz w:val="20"/>
               </w:rPr>
-              <w:t xml:space="default">0.850</w:t>
+              <w:t xml:space="default">1.000</w:t>
             </w:r>
           </w:p>
         </w:tc>
@@ -1855,31 +1855,31 @@
                 <w:rFonts w:ascii="Calibri" w:hAnsi="Calibri"/>
                 <w:sz w:val="20"/>
               </w:rPr>
+              <w:t xml:space="default">2</w:t>
+            </w:r>
+          </w:p>
+        </w:tc>
+        <w:tc>
+          <w:tcPr>
+            <w:tcBorders>
+              <w:top w:val="single" w:space="0" w:color="D3D3D3"/>
+              <w:bottom w:val="single" w:space="0" w:color="D3D3D3"/>
+              <w:start w:val="single" w:space="0" w:color="D3D3D3"/>
+              <w:end w:val="single" w:space="0" w:color="D3D3D3"/>
+            </w:tcBorders>
+          </w:tcPr>
+          <w:p>
+            <w:pPr>
+              <w:spacing w:before="0" w:after="60"/>
+              <w:keepNext/>
+              <w:jc w:val="center"/>
+            </w:pPr>
+            <w:r>
+              <w:rPr>
+                <w:rFonts w:ascii="Calibri" w:hAnsi="Calibri"/>
+                <w:sz w:val="20"/>
+              </w:rPr>
               <w:t xml:space="default">1</w:t>
-            </w:r>
-          </w:p>
-        </w:tc>
-        <w:tc>
-          <w:tcPr>
-            <w:tcBorders>
-              <w:top w:val="single" w:space="0" w:color="D3D3D3"/>
-              <w:bottom w:val="single" w:space="0" w:color="D3D3D3"/>
-              <w:start w:val="single" w:space="0" w:color="D3D3D3"/>
-              <w:end w:val="single" w:space="0" w:color="D3D3D3"/>
-            </w:tcBorders>
-          </w:tcPr>
-          <w:p>
-            <w:pPr>
-              <w:spacing w:before="0" w:after="60"/>
-              <w:keepNext/>
-              <w:jc w:val="center"/>
-            </w:pPr>
-            <w:r>
-              <w:rPr>
-                <w:rFonts w:ascii="Calibri" w:hAnsi="Calibri"/>
-                <w:sz w:val="20"/>
-              </w:rPr>
-              <w:t xml:space="default">2</w:t>
             </w:r>
           </w:p>
         </w:tc>
